--- a/backend/src/main/resources/templates/release-note-template.docx
+++ b/backend/src/main/resources/templates/release-note-template.docx
@@ -2611,7 +2611,7 @@
                 <w:sz w:val="20"/>
                 <w:szCs w:val="20"/>
               </w:rPr>
-              <w:t>md5sum</w:t>
+              <w:t>sha256sum</w:t>
             </w:r>
           </w:p>
         </w:tc>
@@ -2880,7 +2880,12 @@
         </w:rPr>
       </w:pPr>
       <w:r>
-        <w:rPr/>
+        <w:rPr>
+          <w:b w:val="false"/>
+          <w:bCs w:val="false"/>
+          <w:color w:val="000000"/>
+          <w:u w:val="none"/>
+        </w:rPr>
       </w:r>
     </w:p>
     <w:p>
@@ -3725,7 +3730,7 @@
       <w:hyperlink w:anchor="__RefHeading___Toc153907383">
         <w:r>
           <w:rPr>
-            <w:rStyle w:val="ListLabel28"/>
+            <w:rStyle w:val="ListLabel37"/>
             <w:rFonts w:eastAsia="SimSun;宋体" w:cs="Calibri" w:ascii="Caliberi" w:hAnsi="Caliberi"/>
             <w:b/>
             <w:bCs/>
